--- a/Fase 2/Evidencias Individuales/Gonzalez_Matias_2.2_APT122_AutoevaluacionAvance Fase2.docx
+++ b/Fase 2/Evidencias Individuales/Gonzalez_Matias_2.2_APT122_AutoevaluacionAvance Fase2.docx
@@ -201,7 +201,6 @@
         <w:jc w:val="right"/>
         <w:rPr>
           <w:rFonts w:ascii="Calibri" w:cs="Calibri" w:eastAsia="Calibri" w:hAnsi="Calibri"/>
-          <w:b w:val="1"/>
           <w:sz w:val="24"/>
           <w:szCs w:val="24"/>
         </w:rPr>
@@ -216,6 +215,11 @@
         </w:rPr>
         <w:t xml:space="preserve">Integrantes:</w:t>
       </w:r>
+      <w:r>
+        <w:rPr>
+          <w:rtl w:val="0"/>
+        </w:rPr>
+      </w:r>
     </w:p>
     <w:p>
       <w:pPr>
@@ -234,47 +238,7 @@
           <w:szCs w:val="24"/>
           <w:rtl w:val="0"/>
         </w:rPr>
-        <w:t xml:space="preserve">Brayan Gatica</w:t>
-      </w:r>
-    </w:p>
-    <w:p>
-      <w:pPr>
-        <w:spacing w:line="360" w:lineRule="auto"/>
-        <w:jc w:val="right"/>
-        <w:rPr>
-          <w:rFonts w:ascii="Calibri" w:cs="Calibri" w:eastAsia="Calibri" w:hAnsi="Calibri"/>
-          <w:sz w:val="24"/>
-          <w:szCs w:val="24"/>
-        </w:rPr>
-      </w:pPr>
-      <w:r>
-        <w:rPr>
-          <w:rFonts w:ascii="Calibri" w:cs="Calibri" w:eastAsia="Calibri" w:hAnsi="Calibri"/>
-          <w:sz w:val="24"/>
-          <w:szCs w:val="24"/>
-          <w:rtl w:val="0"/>
-        </w:rPr>
         <w:t xml:space="preserve">Matias Gonzalez</w:t>
-      </w:r>
-    </w:p>
-    <w:p>
-      <w:pPr>
-        <w:spacing w:line="360" w:lineRule="auto"/>
-        <w:jc w:val="right"/>
-        <w:rPr>
-          <w:rFonts w:ascii="Calibri" w:cs="Calibri" w:eastAsia="Calibri" w:hAnsi="Calibri"/>
-          <w:sz w:val="24"/>
-          <w:szCs w:val="24"/>
-        </w:rPr>
-      </w:pPr>
-      <w:r>
-        <w:rPr>
-          <w:rFonts w:ascii="Calibri" w:cs="Calibri" w:eastAsia="Calibri" w:hAnsi="Calibri"/>
-          <w:sz w:val="24"/>
-          <w:szCs w:val="24"/>
-          <w:rtl w:val="0"/>
-        </w:rPr>
-        <w:t xml:space="preserve">Felipe Valdebenito</w:t>
       </w:r>
     </w:p>
     <w:p>
@@ -585,7 +549,7 @@
     </w:p>
     <w:sdt>
       <w:sdtPr>
-        <w:id w:val="244406334"/>
+        <w:id w:val="299235937"/>
         <w:docPartObj>
           <w:docPartGallery w:val="Table of Contents"/>
           <w:docPartUnique w:val="1"/>
@@ -618,7 +582,7 @@
             <w:instrText xml:space="preserve"> TOC \h \u \z \t "Heading 1,1,Heading 2,2,Heading 3,3,Heading 4,4,Heading 5,5,Heading 6,6,"</w:instrText>
             <w:fldChar w:fldCharType="separate"/>
           </w:r>
-          <w:hyperlink w:anchor="_36d6ofware0r">
+          <w:hyperlink w:anchor="_mv91pc1pbgnr">
             <w:r>
               <w:rPr>
                 <w:rFonts w:ascii="Arial" w:cs="Arial" w:eastAsia="Arial" w:hAnsi="Arial"/>
@@ -636,7 +600,7 @@
               </w:rPr>
               <w:t xml:space="preserve">1. Abstract</w:t>
               <w:tab/>
-              <w:t xml:space="preserve">3</w:t>
+              <w:t xml:space="preserve">2</w:t>
             </w:r>
           </w:hyperlink>
           <w:r>
@@ -684,7 +648,7 @@
               </w:rPr>
               <w:t xml:space="preserve">2. Ajustes a la propuesta</w:t>
               <w:tab/>
-              <w:t xml:space="preserve">3</w:t>
+              <w:t xml:space="preserve">2</w:t>
             </w:r>
           </w:hyperlink>
           <w:r>
@@ -733,7 +697,7 @@
               </w:rPr>
               <w:t xml:space="preserve">2.1 Dificultades</w:t>
               <w:tab/>
-              <w:t xml:space="preserve">3</w:t>
+              <w:t xml:space="preserve">2</w:t>
             </w:r>
           </w:hyperlink>
           <w:r>
@@ -1075,7 +1039,7 @@
               </w:rPr>
               <w:t xml:space="preserve">3.3 Distribución de roles y tareas</w:t>
               <w:tab/>
-              <w:t xml:space="preserve">4</w:t>
+              <w:t xml:space="preserve">5</w:t>
             </w:r>
           </w:hyperlink>
           <w:r>
@@ -1269,7 +1233,7 @@
               </w:rPr>
               <w:t xml:space="preserve">4.2 Backend en Supabase Cloud Functions</w:t>
               <w:tab/>
-              <w:t xml:space="preserve">5</w:t>
+              <w:t xml:space="preserve">6</w:t>
             </w:r>
           </w:hyperlink>
           <w:r>
@@ -1318,7 +1282,7 @@
               </w:rPr>
               <w:t xml:space="preserve">4.3 Base de datos y autenticación</w:t>
               <w:tab/>
-              <w:t xml:space="preserve">5</w:t>
+              <w:t xml:space="preserve">6</w:t>
             </w:r>
           </w:hyperlink>
           <w:r>
@@ -1367,7 +1331,7 @@
               </w:rPr>
               <w:t xml:space="preserve">4.4 Frontend y experiencia de usuario</w:t>
               <w:tab/>
-              <w:t xml:space="preserve">5</w:t>
+              <w:t xml:space="preserve">6</w:t>
             </w:r>
           </w:hyperlink>
           <w:r>
@@ -1465,7 +1429,7 @@
               </w:rPr>
               <w:t xml:space="preserve">4.6 Evidencias de avance</w:t>
               <w:tab/>
-              <w:t xml:space="preserve">6</w:t>
+              <w:t xml:space="preserve">7</w:t>
             </w:r>
           </w:hyperlink>
           <w:r>
@@ -1513,7 +1477,7 @@
               </w:rPr>
               <w:t xml:space="preserve">5. Conclusiones</w:t>
               <w:tab/>
-              <w:t xml:space="preserve">6</w:t>
+              <w:t xml:space="preserve">7</w:t>
             </w:r>
           </w:hyperlink>
           <w:r>
@@ -1561,7 +1525,7 @@
               </w:rPr>
               <w:t xml:space="preserve">6. Reflexiones individuales</w:t>
               <w:tab/>
-              <w:t xml:space="preserve">7</w:t>
+              <w:t xml:space="preserve">8</w:t>
             </w:r>
           </w:hyperlink>
           <w:r>
@@ -1724,15 +1688,37 @@
         <w:pStyle w:val="Heading2"/>
         <w:keepNext w:val="0"/>
         <w:keepLines w:val="0"/>
-        <w:spacing w:after="80" w:lineRule="auto"/>
+        <w:spacing w:after="80" w:line="360" w:lineRule="auto"/>
         <w:rPr>
           <w:b w:val="1"/>
           <w:sz w:val="34"/>
           <w:szCs w:val="34"/>
         </w:rPr>
       </w:pPr>
-      <w:bookmarkStart w:colFirst="0" w:colLast="0" w:name="_gdb9mf6dv7h5" w:id="3"/>
+      <w:bookmarkStart w:colFirst="0" w:colLast="0" w:name="_cxtki5rueu6v" w:id="3"/>
       <w:bookmarkEnd w:id="3"/>
+      <w:r>
+        <w:rPr>
+          <w:rtl w:val="0"/>
+        </w:rPr>
+      </w:r>
+    </w:p>
+    <w:p>
+      <w:pPr>
+        <w:spacing w:line="360" w:lineRule="auto"/>
+        <w:rPr/>
+      </w:pPr>
+      <w:r>
+        <w:rPr>
+          <w:rtl w:val="0"/>
+        </w:rPr>
+      </w:r>
+    </w:p>
+    <w:p>
+      <w:pPr>
+        <w:spacing w:line="360" w:lineRule="auto"/>
+        <w:rPr/>
+      </w:pPr>
       <w:r>
         <w:rPr>
           <w:rtl w:val="0"/>
@@ -1748,7 +1734,7 @@
           <w:ilvl w:val="0"/>
           <w:numId w:val="5"/>
         </w:numPr>
-        <w:spacing w:after="80" w:lineRule="auto"/>
+        <w:spacing w:after="80" w:line="360" w:lineRule="auto"/>
         <w:ind w:left="720" w:hanging="360"/>
         <w:rPr>
           <w:b w:val="1"/>
@@ -1756,7 +1742,7 @@
           <w:szCs w:val="24"/>
         </w:rPr>
       </w:pPr>
-      <w:bookmarkStart w:colFirst="0" w:colLast="0" w:name="_36d6ofware0r" w:id="4"/>
+      <w:bookmarkStart w:colFirst="0" w:colLast="0" w:name="_mv91pc1pbgnr" w:id="4"/>
       <w:bookmarkEnd w:id="4"/>
       <w:r>
         <w:rPr>
@@ -1770,7 +1756,7 @@
     </w:p>
     <w:p>
       <w:pPr>
-        <w:spacing w:after="240" w:before="240" w:lineRule="auto"/>
+        <w:spacing w:after="240" w:before="240" w:line="360" w:lineRule="auto"/>
         <w:rPr/>
       </w:pPr>
       <w:r>
@@ -1794,7 +1780,7 @@
         <w:pStyle w:val="Heading3"/>
         <w:keepNext w:val="0"/>
         <w:keepLines w:val="0"/>
-        <w:spacing w:before="280" w:lineRule="auto"/>
+        <w:spacing w:before="280" w:line="360" w:lineRule="auto"/>
         <w:ind w:left="720" w:hanging="360"/>
         <w:rPr>
           <w:b w:val="1"/>
@@ -1821,7 +1807,7 @@
         <w:pStyle w:val="Heading4"/>
         <w:keepNext w:val="0"/>
         <w:keepLines w:val="0"/>
-        <w:spacing w:after="40" w:before="240" w:lineRule="auto"/>
+        <w:spacing w:after="40" w:before="240" w:line="360" w:lineRule="auto"/>
         <w:ind w:left="720" w:hanging="360"/>
         <w:rPr>
           <w:b w:val="1"/>
@@ -1845,16 +1831,121 @@
     </w:p>
     <w:p>
       <w:pPr>
-        <w:spacing w:after="240" w:before="240" w:lineRule="auto"/>
-        <w:rPr/>
-      </w:pPr>
-      <w:r>
-        <w:rPr>
-          <w:rtl w:val="0"/>
-        </w:rPr>
-        <w:t xml:space="preserve">Durante el desarrollo del proyecto se enfrentaron diversas dificultades técnicas y organizacionales. En primer lugar, se presentaron desafíos en la conexión inicial entre el frontend y el backend en Supabase, especialmente al manejar la lógica dentro de Cloud Functions y los permisos mediante políticas RLS (Row Level Security).</w:t>
-        <w:br w:type="textWrapping"/>
-        <w:t xml:space="preserve">Además, la definición de prioridades dentro de las historias de usuario exigió un ajuste de alcance para asegurar la finalización dentro del plazo del taller. También fue necesario redefinir la estructura del repositorio para facilitar la colaboración y el control de versiones.</w:t>
+        <w:spacing w:line="360" w:lineRule="auto"/>
+        <w:rPr/>
+      </w:pPr>
+      <w:r>
+        <w:rPr>
+          <w:rtl w:val="0"/>
+        </w:rPr>
+        <w:t xml:space="preserve">Durante la ejecución del proyecto se presentaron diversas dificultades técnicas y de coordinación.</w:t>
+      </w:r>
+    </w:p>
+    <w:p>
+      <w:pPr>
+        <w:spacing w:line="360" w:lineRule="auto"/>
+        <w:rPr/>
+      </w:pPr>
+      <w:r>
+        <w:rPr>
+          <w:rtl w:val="0"/>
+        </w:rPr>
+        <w:t xml:space="preserve">Inicialmente, el equipo enfrentó problemas en la conexión del frontend con el backend al implementar Cloud Functions en Supabase; Esto requirió una revisión detallada de la documentación y varias pruebas de despliegue.</w:t>
+      </w:r>
+    </w:p>
+    <w:p>
+      <w:pPr>
+        <w:spacing w:line="360" w:lineRule="auto"/>
+        <w:rPr/>
+      </w:pPr>
+      <w:r>
+        <w:rPr>
+          <w:rtl w:val="0"/>
+        </w:rPr>
+      </w:r>
+    </w:p>
+    <w:p>
+      <w:pPr>
+        <w:spacing w:line="360" w:lineRule="auto"/>
+        <w:rPr/>
+      </w:pPr>
+      <w:r>
+        <w:rPr>
+          <w:rtl w:val="0"/>
+        </w:rPr>
+        <w:t xml:space="preserve">Otra dificultad importante fue la gestión del tiempo y la priorización de tareas, debido a la cantidad de historias de usuario y la necesidad de balancear el trabajo técnico con la documentación exigida por la asignatura. Como coordinador, fue necesario reorganizar la planificación del sprint y reasignar tareas para cumplir los hitos semanales.</w:t>
+      </w:r>
+    </w:p>
+    <w:p>
+      <w:pPr>
+        <w:spacing w:line="360" w:lineRule="auto"/>
+        <w:rPr/>
+      </w:pPr>
+      <w:r>
+        <w:rPr>
+          <w:rtl w:val="0"/>
+        </w:rPr>
+      </w:r>
+    </w:p>
+    <w:p>
+      <w:pPr>
+        <w:spacing w:line="360" w:lineRule="auto"/>
+        <w:rPr/>
+      </w:pPr>
+      <w:r>
+        <w:rPr>
+          <w:rtl w:val="0"/>
+        </w:rPr>
+        <w:t xml:space="preserve">Finalmente, el uso experimental de la API de Google Gemini representó un desafío adicional, dado que implicó explorar nuevas herramientas y entornos de desarrollo no contemplados en la planificación inicial. Sin embargo, esta dificultad también se transformó en una oportunidad de aprendizaje, al incorporar nuevas competencias en IA generativa y servicios de nube de Google.</w:t>
+      </w:r>
+      <w:r>
+        <w:rPr>
+          <w:rtl w:val="0"/>
+        </w:rPr>
+      </w:r>
+    </w:p>
+    <w:p>
+      <w:pPr>
+        <w:spacing w:after="240" w:before="240" w:line="360" w:lineRule="auto"/>
+        <w:rPr/>
+      </w:pPr>
+      <w:r>
+        <w:rPr>
+          <w:rtl w:val="0"/>
+        </w:rPr>
+      </w:r>
+    </w:p>
+    <w:p>
+      <w:pPr>
+        <w:spacing w:after="240" w:before="240" w:line="360" w:lineRule="auto"/>
+        <w:rPr/>
+      </w:pPr>
+      <w:r>
+        <w:rPr>
+          <w:rtl w:val="0"/>
+        </w:rPr>
+      </w:r>
+    </w:p>
+    <w:p>
+      <w:pPr>
+        <w:spacing w:after="240" w:before="240" w:line="360" w:lineRule="auto"/>
+        <w:rPr/>
+      </w:pPr>
+      <w:r>
+        <w:rPr>
+          <w:rtl w:val="0"/>
+        </w:rPr>
+      </w:r>
+    </w:p>
+    <w:p>
+      <w:pPr>
+        <w:spacing w:after="240" w:before="240" w:line="360" w:lineRule="auto"/>
+        <w:rPr/>
+      </w:pPr>
+      <w:r>
+        <w:rPr>
+          <w:rtl w:val="0"/>
+        </w:rPr>
       </w:r>
     </w:p>
     <w:p>
@@ -1862,7 +1953,7 @@
         <w:pStyle w:val="Heading4"/>
         <w:keepNext w:val="0"/>
         <w:keepLines w:val="0"/>
-        <w:spacing w:after="40" w:before="240" w:lineRule="auto"/>
+        <w:spacing w:after="40" w:before="240" w:line="360" w:lineRule="auto"/>
         <w:ind w:left="720" w:hanging="360"/>
         <w:rPr>
           <w:b w:val="1"/>
@@ -1886,16 +1977,111 @@
     </w:p>
     <w:p>
       <w:pPr>
-        <w:spacing w:after="240" w:before="240" w:lineRule="auto"/>
-        <w:rPr/>
-      </w:pPr>
-      <w:r>
-        <w:rPr>
-          <w:rtl w:val="0"/>
-        </w:rPr>
-        <w:t xml:space="preserve">Entre los aspectos que facilitaron el avance destacan la documentación clara proporcionada por Supabase, la comunicación fluida entre los integrantes del equipo y el apoyo docente recibido en las instancias de retroalimentación.</w:t>
-        <w:br w:type="textWrapping"/>
-        <w:t xml:space="preserve">El uso de GitHub para la gestión del proyecto permitió mantener una trazabilidad clara del progreso y las versiones de código, mientras que las reuniones semanales sirvieron para coordinar avances y resolver bloqueos.</w:t>
+        <w:spacing w:line="360" w:lineRule="auto"/>
+        <w:rPr/>
+      </w:pPr>
+      <w:r>
+        <w:rPr>
+          <w:rtl w:val="0"/>
+        </w:rPr>
+        <w:t xml:space="preserve">A lo largo del desarrollo del proyecto, se identificaron varios factores que facilitaron el avance y mitigaron las dificultades encontradas.</w:t>
+      </w:r>
+    </w:p>
+    <w:p>
+      <w:pPr>
+        <w:spacing w:line="360" w:lineRule="auto"/>
+        <w:rPr/>
+      </w:pPr>
+      <w:r>
+        <w:rPr>
+          <w:rtl w:val="0"/>
+        </w:rPr>
+        <w:t xml:space="preserve">En primer lugar, la buena comunicación entre los integrantes del equipo permitió coordinar esfuerzos, resolver incidencias técnicas y mantener un flujo de trabajo constante. Las reuniones semanales y el uso de herramientas colaborativas como GitHub, Discord y Supabase fueron claves para lograr una gestión efectiva del progreso.</w:t>
+      </w:r>
+    </w:p>
+    <w:p>
+      <w:pPr>
+        <w:spacing w:line="360" w:lineRule="auto"/>
+        <w:rPr/>
+      </w:pPr>
+      <w:r>
+        <w:rPr>
+          <w:rtl w:val="0"/>
+        </w:rPr>
+      </w:r>
+    </w:p>
+    <w:p>
+      <w:pPr>
+        <w:spacing w:line="360" w:lineRule="auto"/>
+        <w:rPr/>
+      </w:pPr>
+      <w:r>
+        <w:rPr>
+          <w:rtl w:val="0"/>
+        </w:rPr>
+        <w:t xml:space="preserve">Otro elemento facilitador fue la documentación técnica de Supabase y Google, la cual ofreció recursos actualizados y ejemplos prácticos que ayudaron a implementar las funciones serverless y las integraciones con IA de forma más eficiente.</w:t>
+      </w:r>
+    </w:p>
+    <w:p>
+      <w:pPr>
+        <w:spacing w:line="360" w:lineRule="auto"/>
+        <w:rPr/>
+      </w:pPr>
+      <w:r>
+        <w:rPr>
+          <w:rtl w:val="0"/>
+        </w:rPr>
+      </w:r>
+    </w:p>
+    <w:p>
+      <w:pPr>
+        <w:spacing w:line="360" w:lineRule="auto"/>
+        <w:rPr/>
+      </w:pPr>
+      <w:r>
+        <w:rPr>
+          <w:rtl w:val="0"/>
+        </w:rPr>
+        <w:t xml:space="preserve">Además, la retroalimentación del docente durante las instancias de revisión ayudó a definir prioridades realistas, evitando sobrecargas de trabajo y orientando el proyecto hacia entregables funcionales dentro del tiempo disponible.</w:t>
+      </w:r>
+    </w:p>
+    <w:p>
+      <w:pPr>
+        <w:spacing w:line="360" w:lineRule="auto"/>
+        <w:rPr/>
+      </w:pPr>
+      <w:r>
+        <w:rPr>
+          <w:rtl w:val="0"/>
+        </w:rPr>
+      </w:r>
+    </w:p>
+    <w:p>
+      <w:pPr>
+        <w:spacing w:line="360" w:lineRule="auto"/>
+        <w:rPr/>
+      </w:pPr>
+      <w:r>
+        <w:rPr>
+          <w:rtl w:val="0"/>
+        </w:rPr>
+        <w:t xml:space="preserve">Finalmente, el interés personal del equipo por la innovación tecnológica y el aprendizaje autónomo fue un factor decisivo para el éxito del proyecto, especialmente al experimentar con tecnologías emergentes como Supabase Functions y Vertex AI.</w:t>
+      </w:r>
+      <w:r>
+        <w:rPr>
+          <w:rtl w:val="0"/>
+        </w:rPr>
+      </w:r>
+    </w:p>
+    <w:p>
+      <w:pPr>
+        <w:spacing w:after="240" w:before="240" w:line="360" w:lineRule="auto"/>
+        <w:rPr/>
+      </w:pPr>
+      <w:r>
+        <w:rPr>
+          <w:rtl w:val="0"/>
+        </w:rPr>
       </w:r>
     </w:p>
     <w:p>
@@ -1903,7 +2089,7 @@
         <w:pStyle w:val="Heading4"/>
         <w:keepNext w:val="0"/>
         <w:keepLines w:val="0"/>
-        <w:spacing w:after="40" w:before="240" w:lineRule="auto"/>
+        <w:spacing w:after="40" w:before="240" w:line="360" w:lineRule="auto"/>
         <w:ind w:left="720" w:hanging="360"/>
         <w:rPr>
           <w:b w:val="1"/>
@@ -1927,7 +2113,7 @@
     </w:p>
     <w:p>
       <w:pPr>
-        <w:spacing w:after="240" w:before="240" w:lineRule="auto"/>
+        <w:spacing w:after="240" w:before="240" w:line="360" w:lineRule="auto"/>
         <w:rPr/>
       </w:pPr>
       <w:r>
@@ -1944,7 +2130,7 @@
         <w:pStyle w:val="Heading4"/>
         <w:keepNext w:val="0"/>
         <w:keepLines w:val="0"/>
-        <w:spacing w:after="40" w:before="240" w:lineRule="auto"/>
+        <w:spacing w:after="40" w:before="240" w:line="360" w:lineRule="auto"/>
         <w:ind w:left="720" w:hanging="360"/>
         <w:rPr>
           <w:b w:val="1"/>
@@ -1963,36 +2149,40 @@
     </w:p>
     <w:p>
       <w:pPr>
-        <w:rPr/>
-      </w:pPr>
-      <w:r>
-        <w:rPr>
-          <w:rtl w:val="0"/>
-        </w:rPr>
-      </w:r>
-    </w:p>
-    <w:p>
-      <w:pPr>
-        <w:rPr/>
-      </w:pPr>
-      <w:r>
-        <w:rPr>
-          <w:rtl w:val="0"/>
-        </w:rPr>
-      </w:r>
-    </w:p>
-    <w:p>
-      <w:pPr>
-        <w:rPr/>
-      </w:pPr>
-      <w:r>
-        <w:rPr>
-          <w:rtl w:val="0"/>
-        </w:rPr>
-      </w:r>
-    </w:p>
-    <w:p>
-      <w:pPr>
+        <w:spacing w:line="360" w:lineRule="auto"/>
+        <w:rPr/>
+      </w:pPr>
+      <w:r>
+        <w:rPr>
+          <w:rtl w:val="0"/>
+        </w:rPr>
+      </w:r>
+    </w:p>
+    <w:p>
+      <w:pPr>
+        <w:spacing w:line="360" w:lineRule="auto"/>
+        <w:rPr/>
+      </w:pPr>
+      <w:r>
+        <w:rPr>
+          <w:rtl w:val="0"/>
+        </w:rPr>
+      </w:r>
+    </w:p>
+    <w:p>
+      <w:pPr>
+        <w:spacing w:line="360" w:lineRule="auto"/>
+        <w:rPr/>
+      </w:pPr>
+      <w:r>
+        <w:rPr>
+          <w:rtl w:val="0"/>
+        </w:rPr>
+      </w:r>
+    </w:p>
+    <w:p>
+      <w:pPr>
+        <w:spacing w:line="360" w:lineRule="auto"/>
         <w:rPr/>
       </w:pPr>
       <w:r>
@@ -2006,7 +2196,7 @@
         <w:pStyle w:val="Heading4"/>
         <w:keepNext w:val="0"/>
         <w:keepLines w:val="0"/>
-        <w:spacing w:after="40" w:before="240" w:lineRule="auto"/>
+        <w:spacing w:after="40" w:before="240" w:line="360" w:lineRule="auto"/>
         <w:ind w:left="720" w:hanging="360"/>
         <w:rPr>
           <w:b w:val="1"/>
@@ -2030,7 +2220,7 @@
     </w:p>
     <w:p>
       <w:pPr>
-        <w:spacing w:after="240" w:before="240" w:lineRule="auto"/>
+        <w:spacing w:after="240" w:before="240" w:line="360" w:lineRule="auto"/>
         <w:rPr/>
       </w:pPr>
       <w:r>
@@ -2046,7 +2236,7 @@
           <w:ilvl w:val="0"/>
           <w:numId w:val="2"/>
         </w:numPr>
-        <w:spacing w:after="0" w:afterAutospacing="0" w:before="240" w:lineRule="auto"/>
+        <w:spacing w:after="0" w:afterAutospacing="0" w:before="240" w:line="360" w:lineRule="auto"/>
         <w:ind w:left="720" w:hanging="360"/>
         <w:rPr/>
       </w:pPr>
@@ -2064,7 +2254,7 @@
           <w:ilvl w:val="0"/>
           <w:numId w:val="2"/>
         </w:numPr>
-        <w:spacing w:after="0" w:afterAutospacing="0" w:before="0" w:beforeAutospacing="0" w:lineRule="auto"/>
+        <w:spacing w:after="0" w:afterAutospacing="0" w:before="0" w:beforeAutospacing="0" w:line="360" w:lineRule="auto"/>
         <w:ind w:left="720" w:hanging="360"/>
         <w:rPr/>
       </w:pPr>
@@ -2082,7 +2272,7 @@
           <w:ilvl w:val="0"/>
           <w:numId w:val="2"/>
         </w:numPr>
-        <w:spacing w:after="0" w:afterAutospacing="0" w:before="0" w:beforeAutospacing="0" w:lineRule="auto"/>
+        <w:spacing w:after="0" w:afterAutospacing="0" w:before="0" w:beforeAutospacing="0" w:line="360" w:lineRule="auto"/>
         <w:ind w:left="720" w:hanging="360"/>
         <w:rPr/>
       </w:pPr>
@@ -2100,7 +2290,7 @@
           <w:ilvl w:val="0"/>
           <w:numId w:val="2"/>
         </w:numPr>
-        <w:spacing w:after="240" w:before="0" w:beforeAutospacing="0" w:lineRule="auto"/>
+        <w:spacing w:after="240" w:before="0" w:beforeAutospacing="0" w:line="360" w:lineRule="auto"/>
         <w:ind w:left="720" w:hanging="360"/>
         <w:rPr/>
       </w:pPr>
@@ -2121,7 +2311,7 @@
         <w:pStyle w:val="Heading3"/>
         <w:keepNext w:val="0"/>
         <w:keepLines w:val="0"/>
-        <w:spacing w:before="280" w:lineRule="auto"/>
+        <w:spacing w:before="280" w:line="360" w:lineRule="auto"/>
         <w:ind w:left="720" w:hanging="360"/>
         <w:rPr>
           <w:b w:val="1"/>
@@ -2148,7 +2338,7 @@
         <w:pStyle w:val="Heading4"/>
         <w:keepNext w:val="0"/>
         <w:keepLines w:val="0"/>
-        <w:spacing w:after="40" w:before="240" w:lineRule="auto"/>
+        <w:spacing w:after="40" w:before="240" w:line="360" w:lineRule="auto"/>
         <w:ind w:left="720" w:hanging="360"/>
         <w:rPr>
           <w:b w:val="1"/>
@@ -2172,7 +2362,7 @@
     </w:p>
     <w:p>
       <w:pPr>
-        <w:spacing w:after="240" w:before="240" w:lineRule="auto"/>
+        <w:spacing w:after="240" w:before="240" w:line="360" w:lineRule="auto"/>
         <w:rPr/>
       </w:pPr>
       <w:r>
@@ -2187,7 +2377,7 @@
         <w:pStyle w:val="Heading4"/>
         <w:keepNext w:val="0"/>
         <w:keepLines w:val="0"/>
-        <w:spacing w:after="40" w:before="240" w:lineRule="auto"/>
+        <w:spacing w:after="40" w:before="240" w:line="360" w:lineRule="auto"/>
         <w:ind w:left="720" w:hanging="360"/>
         <w:rPr>
           <w:b w:val="1"/>
@@ -2215,7 +2405,7 @@
           <w:ilvl w:val="0"/>
           <w:numId w:val="4"/>
         </w:numPr>
-        <w:spacing w:after="0" w:afterAutospacing="0" w:before="240" w:lineRule="auto"/>
+        <w:spacing w:after="0" w:afterAutospacing="0" w:before="240" w:line="360" w:lineRule="auto"/>
         <w:ind w:left="720" w:hanging="360"/>
       </w:pPr>
       <w:r>
@@ -2239,7 +2429,7 @@
           <w:ilvl w:val="0"/>
           <w:numId w:val="4"/>
         </w:numPr>
-        <w:spacing w:after="0" w:afterAutospacing="0" w:before="0" w:beforeAutospacing="0" w:lineRule="auto"/>
+        <w:spacing w:after="0" w:afterAutospacing="0" w:before="0" w:beforeAutospacing="0" w:line="360" w:lineRule="auto"/>
         <w:ind w:left="720" w:hanging="360"/>
       </w:pPr>
       <w:r>
@@ -2264,7 +2454,7 @@
           <w:ilvl w:val="0"/>
           <w:numId w:val="4"/>
         </w:numPr>
-        <w:spacing w:after="0" w:afterAutospacing="0" w:before="0" w:beforeAutospacing="0" w:lineRule="auto"/>
+        <w:spacing w:after="0" w:afterAutospacing="0" w:before="0" w:beforeAutospacing="0" w:line="360" w:lineRule="auto"/>
         <w:ind w:left="720" w:hanging="360"/>
       </w:pPr>
       <w:r>
@@ -2288,7 +2478,7 @@
           <w:ilvl w:val="0"/>
           <w:numId w:val="4"/>
         </w:numPr>
-        <w:spacing w:after="240" w:before="0" w:beforeAutospacing="0" w:lineRule="auto"/>
+        <w:spacing w:after="240" w:before="0" w:beforeAutospacing="0" w:line="360" w:lineRule="auto"/>
         <w:ind w:left="720" w:hanging="360"/>
       </w:pPr>
       <w:r>
@@ -2311,7 +2501,7 @@
         <w:pStyle w:val="Heading4"/>
         <w:keepNext w:val="0"/>
         <w:keepLines w:val="0"/>
-        <w:spacing w:after="40" w:before="240" w:lineRule="auto"/>
+        <w:spacing w:after="40" w:before="240" w:line="360" w:lineRule="auto"/>
         <w:ind w:left="720" w:hanging="360"/>
         <w:rPr>
           <w:b w:val="1"/>
@@ -2335,7 +2525,7 @@
     </w:p>
     <w:p>
       <w:pPr>
-        <w:spacing w:after="240" w:before="240" w:lineRule="auto"/>
+        <w:spacing w:after="240" w:before="240" w:line="360" w:lineRule="auto"/>
         <w:rPr/>
       </w:pPr>
       <w:r>
@@ -2351,7 +2541,7 @@
           <w:ilvl w:val="0"/>
           <w:numId w:val="1"/>
         </w:numPr>
-        <w:spacing w:after="0" w:afterAutospacing="0" w:before="240" w:lineRule="auto"/>
+        <w:spacing w:after="0" w:afterAutospacing="0" w:before="240" w:line="360" w:lineRule="auto"/>
         <w:ind w:left="720" w:hanging="360"/>
       </w:pPr>
       <w:r>
@@ -2375,7 +2565,7 @@
           <w:ilvl w:val="0"/>
           <w:numId w:val="1"/>
         </w:numPr>
-        <w:spacing w:after="0" w:afterAutospacing="0" w:before="0" w:beforeAutospacing="0" w:lineRule="auto"/>
+        <w:spacing w:after="0" w:afterAutospacing="0" w:before="0" w:beforeAutospacing="0" w:line="360" w:lineRule="auto"/>
         <w:ind w:left="720" w:hanging="360"/>
       </w:pPr>
       <w:r>
@@ -2404,7 +2594,7 @@
           <w:ilvl w:val="0"/>
           <w:numId w:val="1"/>
         </w:numPr>
-        <w:spacing w:after="240" w:before="0" w:beforeAutospacing="0" w:lineRule="auto"/>
+        <w:spacing w:after="240" w:before="0" w:beforeAutospacing="0" w:line="360" w:lineRule="auto"/>
         <w:ind w:left="720" w:hanging="360"/>
       </w:pPr>
       <w:r>
@@ -2436,7 +2626,7 @@
     </w:p>
     <w:p>
       <w:pPr>
-        <w:spacing w:after="240" w:before="240" w:lineRule="auto"/>
+        <w:spacing w:after="240" w:before="240" w:line="360" w:lineRule="auto"/>
         <w:ind w:left="0" w:firstLine="0"/>
         <w:rPr/>
       </w:pPr>
@@ -2451,7 +2641,7 @@
         <w:pStyle w:val="Heading3"/>
         <w:keepNext w:val="0"/>
         <w:keepLines w:val="0"/>
-        <w:spacing w:before="280" w:lineRule="auto"/>
+        <w:spacing w:before="280" w:line="360" w:lineRule="auto"/>
         <w:rPr>
           <w:b w:val="1"/>
           <w:color w:val="000000"/>
@@ -2474,7 +2664,7 @@
     </w:p>
     <w:p>
       <w:pPr>
-        <w:spacing w:after="240" w:before="240" w:lineRule="auto"/>
+        <w:spacing w:after="240" w:before="240" w:line="360" w:lineRule="auto"/>
         <w:rPr/>
       </w:pPr>
       <w:r>
@@ -2486,7 +2676,7 @@
     </w:p>
     <w:p>
       <w:pPr>
-        <w:spacing w:after="240" w:before="240" w:lineRule="auto"/>
+        <w:spacing w:after="240" w:before="240" w:line="360" w:lineRule="auto"/>
         <w:rPr/>
       </w:pPr>
       <w:r>
@@ -2498,7 +2688,7 @@
     </w:p>
     <w:p>
       <w:pPr>
-        <w:spacing w:after="240" w:before="240" w:lineRule="auto"/>
+        <w:spacing w:after="240" w:before="240" w:line="360" w:lineRule="auto"/>
         <w:rPr/>
       </w:pPr>
       <w:r>
@@ -2512,7 +2702,7 @@
         <w:pStyle w:val="Heading3"/>
         <w:keepNext w:val="0"/>
         <w:keepLines w:val="0"/>
-        <w:spacing w:before="280" w:lineRule="auto"/>
+        <w:spacing w:before="280" w:line="360" w:lineRule="auto"/>
         <w:rPr>
           <w:b w:val="1"/>
           <w:color w:val="000000"/>
@@ -2538,7 +2728,7 @@
         <w:pStyle w:val="Heading4"/>
         <w:keepNext w:val="0"/>
         <w:keepLines w:val="0"/>
-        <w:spacing w:after="40" w:before="240" w:lineRule="auto"/>
+        <w:spacing w:after="40" w:before="240" w:line="360" w:lineRule="auto"/>
         <w:rPr>
           <w:b w:val="1"/>
           <w:color w:val="000000"/>
@@ -2561,7 +2751,7 @@
     </w:p>
     <w:p>
       <w:pPr>
-        <w:spacing w:after="240" w:before="240" w:lineRule="auto"/>
+        <w:spacing w:after="240" w:before="240" w:line="360" w:lineRule="auto"/>
         <w:rPr/>
       </w:pPr>
       <w:r>
@@ -2592,7 +2782,7 @@
           <w:ilvl w:val="0"/>
           <w:numId w:val="3"/>
         </w:numPr>
-        <w:spacing w:after="0" w:afterAutospacing="0" w:before="240" w:lineRule="auto"/>
+        <w:spacing w:after="0" w:afterAutospacing="0" w:before="240" w:line="360" w:lineRule="auto"/>
         <w:ind w:left="720" w:hanging="360"/>
       </w:pPr>
       <w:r>
@@ -2616,7 +2806,7 @@
           <w:ilvl w:val="0"/>
           <w:numId w:val="3"/>
         </w:numPr>
-        <w:spacing w:after="0" w:afterAutospacing="0" w:before="0" w:beforeAutospacing="0" w:lineRule="auto"/>
+        <w:spacing w:after="0" w:afterAutospacing="0" w:before="0" w:beforeAutospacing="0" w:line="360" w:lineRule="auto"/>
         <w:ind w:left="720" w:hanging="360"/>
       </w:pPr>
       <w:r>
@@ -2640,7 +2830,7 @@
           <w:ilvl w:val="0"/>
           <w:numId w:val="3"/>
         </w:numPr>
-        <w:spacing w:after="0" w:afterAutospacing="0" w:before="0" w:beforeAutospacing="0" w:lineRule="auto"/>
+        <w:spacing w:after="0" w:afterAutospacing="0" w:before="0" w:beforeAutospacing="0" w:line="360" w:lineRule="auto"/>
         <w:ind w:left="720" w:hanging="360"/>
       </w:pPr>
       <w:r>
@@ -2664,7 +2854,7 @@
           <w:ilvl w:val="0"/>
           <w:numId w:val="3"/>
         </w:numPr>
-        <w:spacing w:after="0" w:afterAutospacing="0" w:before="0" w:beforeAutospacing="0" w:lineRule="auto"/>
+        <w:spacing w:after="0" w:afterAutospacing="0" w:before="0" w:beforeAutospacing="0" w:line="360" w:lineRule="auto"/>
         <w:ind w:left="720" w:hanging="360"/>
       </w:pPr>
       <w:r>
@@ -2688,7 +2878,7 @@
           <w:ilvl w:val="0"/>
           <w:numId w:val="3"/>
         </w:numPr>
-        <w:spacing w:after="240" w:before="0" w:beforeAutospacing="0" w:lineRule="auto"/>
+        <w:spacing w:after="240" w:before="0" w:beforeAutospacing="0" w:line="360" w:lineRule="auto"/>
         <w:ind w:left="720" w:hanging="360"/>
       </w:pPr>
       <w:r>
@@ -2711,7 +2901,7 @@
         <w:pStyle w:val="Heading4"/>
         <w:keepNext w:val="0"/>
         <w:keepLines w:val="0"/>
-        <w:spacing w:after="40" w:before="240" w:lineRule="auto"/>
+        <w:spacing w:after="40" w:before="240" w:line="360" w:lineRule="auto"/>
         <w:rPr>
           <w:b w:val="1"/>
           <w:color w:val="000000"/>
@@ -2734,7 +2924,7 @@
     </w:p>
     <w:p>
       <w:pPr>
-        <w:spacing w:after="240" w:before="240" w:lineRule="auto"/>
+        <w:spacing w:after="240" w:before="240" w:line="360" w:lineRule="auto"/>
         <w:rPr/>
       </w:pPr>
       <w:r>
@@ -2750,7 +2940,7 @@
           <w:ilvl w:val="0"/>
           <w:numId w:val="6"/>
         </w:numPr>
-        <w:spacing w:after="0" w:afterAutospacing="0" w:before="240" w:lineRule="auto"/>
+        <w:spacing w:after="0" w:afterAutospacing="0" w:before="240" w:line="360" w:lineRule="auto"/>
         <w:ind w:left="720" w:hanging="360"/>
       </w:pPr>
       <w:r>
@@ -2767,7 +2957,7 @@
           <w:ilvl w:val="0"/>
           <w:numId w:val="6"/>
         </w:numPr>
-        <w:spacing w:after="0" w:afterAutospacing="0" w:before="0" w:beforeAutospacing="0" w:lineRule="auto"/>
+        <w:spacing w:after="0" w:afterAutospacing="0" w:before="0" w:beforeAutospacing="0" w:line="360" w:lineRule="auto"/>
         <w:ind w:left="720" w:hanging="360"/>
       </w:pPr>
       <w:r>
@@ -2784,7 +2974,7 @@
           <w:ilvl w:val="0"/>
           <w:numId w:val="6"/>
         </w:numPr>
-        <w:spacing w:after="240" w:before="0" w:beforeAutospacing="0" w:lineRule="auto"/>
+        <w:spacing w:after="240" w:before="0" w:beforeAutospacing="0" w:line="360" w:lineRule="auto"/>
         <w:ind w:left="720" w:hanging="360"/>
       </w:pPr>
       <w:r>
@@ -2800,7 +2990,7 @@
         <w:pStyle w:val="Heading4"/>
         <w:keepNext w:val="0"/>
         <w:keepLines w:val="0"/>
-        <w:spacing w:after="40" w:before="240" w:lineRule="auto"/>
+        <w:spacing w:after="40" w:before="240" w:line="360" w:lineRule="auto"/>
         <w:rPr>
           <w:b w:val="1"/>
           <w:color w:val="000000"/>
@@ -2823,7 +3013,7 @@
     </w:p>
     <w:p>
       <w:pPr>
-        <w:spacing w:after="240" w:before="240" w:lineRule="auto"/>
+        <w:spacing w:after="240" w:before="240" w:line="360" w:lineRule="auto"/>
         <w:rPr/>
       </w:pPr>
       <w:r>
@@ -2838,7 +3028,7 @@
         <w:pStyle w:val="Heading4"/>
         <w:keepNext w:val="0"/>
         <w:keepLines w:val="0"/>
-        <w:spacing w:after="40" w:before="240" w:lineRule="auto"/>
+        <w:spacing w:after="40" w:before="240" w:line="360" w:lineRule="auto"/>
         <w:rPr>
           <w:b w:val="1"/>
           <w:color w:val="000000"/>
@@ -2861,7 +3051,7 @@
     </w:p>
     <w:p>
       <w:pPr>
-        <w:spacing w:after="240" w:before="240" w:lineRule="auto"/>
+        <w:spacing w:after="240" w:before="240" w:line="360" w:lineRule="auto"/>
         <w:rPr/>
       </w:pPr>
       <w:r>
@@ -2882,7 +3072,7 @@
         <w:pStyle w:val="Heading4"/>
         <w:keepNext w:val="0"/>
         <w:keepLines w:val="0"/>
-        <w:spacing w:after="40" w:before="240" w:lineRule="auto"/>
+        <w:spacing w:after="40" w:before="240" w:line="360" w:lineRule="auto"/>
         <w:rPr>
           <w:b w:val="1"/>
           <w:color w:val="000000"/>
@@ -2905,7 +3095,7 @@
     </w:p>
     <w:p>
       <w:pPr>
-        <w:spacing w:after="240" w:before="240" w:lineRule="auto"/>
+        <w:spacing w:after="240" w:before="240" w:line="360" w:lineRule="auto"/>
         <w:rPr/>
       </w:pPr>
       <w:r>
@@ -2921,7 +3111,7 @@
           <w:ilvl w:val="0"/>
           <w:numId w:val="7"/>
         </w:numPr>
-        <w:spacing w:after="0" w:afterAutospacing="0" w:before="240" w:lineRule="auto"/>
+        <w:spacing w:after="0" w:afterAutospacing="0" w:before="240" w:line="360" w:lineRule="auto"/>
         <w:ind w:left="720" w:hanging="360"/>
       </w:pPr>
       <w:r>
@@ -2945,7 +3135,7 @@
           <w:ilvl w:val="0"/>
           <w:numId w:val="7"/>
         </w:numPr>
-        <w:spacing w:after="240" w:before="0" w:beforeAutospacing="0" w:lineRule="auto"/>
+        <w:spacing w:after="240" w:before="0" w:beforeAutospacing="0" w:line="360" w:lineRule="auto"/>
         <w:ind w:left="720" w:hanging="360"/>
       </w:pPr>
       <w:r>
@@ -2967,7 +3157,7 @@
         <w:pStyle w:val="Heading4"/>
         <w:keepNext w:val="0"/>
         <w:keepLines w:val="0"/>
-        <w:spacing w:after="40" w:before="240" w:lineRule="auto"/>
+        <w:spacing w:after="40" w:before="240" w:line="360" w:lineRule="auto"/>
         <w:rPr>
           <w:b w:val="1"/>
           <w:color w:val="000000"/>
@@ -2990,6 +3180,7 @@
     </w:p>
     <w:p>
       <w:pPr>
+        <w:spacing w:line="360" w:lineRule="auto"/>
         <w:rPr/>
       </w:pPr>
       <w:r>
@@ -3001,16 +3192,18 @@
     </w:p>
     <w:p>
       <w:pPr>
-        <w:rPr/>
-      </w:pPr>
-      <w:r>
-        <w:rPr>
-          <w:rtl w:val="0"/>
-        </w:rPr>
-      </w:r>
-    </w:p>
-    <w:p>
-      <w:pPr>
+        <w:spacing w:line="360" w:lineRule="auto"/>
+        <w:rPr/>
+      </w:pPr>
+      <w:r>
+        <w:rPr>
+          <w:rtl w:val="0"/>
+        </w:rPr>
+      </w:r>
+    </w:p>
+    <w:p>
+      <w:pPr>
+        <w:spacing w:line="360" w:lineRule="auto"/>
         <w:rPr/>
       </w:pPr>
       <w:r>
@@ -3022,16 +3215,18 @@
     </w:p>
     <w:p>
       <w:pPr>
-        <w:rPr/>
-      </w:pPr>
-      <w:r>
-        <w:rPr>
-          <w:rtl w:val="0"/>
-        </w:rPr>
-      </w:r>
-    </w:p>
-    <w:p>
-      <w:pPr>
+        <w:spacing w:line="360" w:lineRule="auto"/>
+        <w:rPr/>
+      </w:pPr>
+      <w:r>
+        <w:rPr>
+          <w:rtl w:val="0"/>
+        </w:rPr>
+      </w:r>
+    </w:p>
+    <w:p>
+      <w:pPr>
+        <w:spacing w:line="360" w:lineRule="auto"/>
         <w:rPr/>
       </w:pPr>
       <w:r>
@@ -3046,7 +3241,7 @@
         <w:pStyle w:val="Heading3"/>
         <w:keepNext w:val="0"/>
         <w:keepLines w:val="0"/>
-        <w:spacing w:before="280" w:lineRule="auto"/>
+        <w:spacing w:before="280" w:line="360" w:lineRule="auto"/>
         <w:rPr>
           <w:b w:val="1"/>
           <w:color w:val="000000"/>
@@ -3069,7 +3264,7 @@
     </w:p>
     <w:p>
       <w:pPr>
-        <w:spacing w:after="240" w:before="240" w:lineRule="auto"/>
+        <w:spacing w:after="240" w:before="240" w:line="360" w:lineRule="auto"/>
         <w:rPr/>
       </w:pPr>
       <w:r>
@@ -3081,7 +3276,7 @@
     </w:p>
     <w:p>
       <w:pPr>
-        <w:spacing w:after="240" w:before="240" w:lineRule="auto"/>
+        <w:spacing w:after="240" w:before="240" w:line="360" w:lineRule="auto"/>
         <w:rPr/>
       </w:pPr>
       <w:r>
@@ -3089,17 +3284,6 @@
           <w:rtl w:val="0"/>
         </w:rPr>
         <w:t xml:space="preserve">A pesar de las dificultades iniciales, se alcanzó un alto nivel de avance en las historias de usuario esenciales, cumpliendo los objetivos del taller y dejando una base estable para su futura expansión. El trabajo en equipo, la comunicación constante y la organización metodológica fueron factores determinantes para el éxito parcial del proyecto.</w:t>
-      </w:r>
-    </w:p>
-    <w:p>
-      <w:pPr>
-        <w:spacing w:after="240" w:before="240" w:lineRule="auto"/>
-        <w:rPr/>
-      </w:pPr>
-      <w:r>
-        <w:rPr>
-          <w:rtl w:val="0"/>
-        </w:rPr>
       </w:r>
     </w:p>
     <w:p>
@@ -3107,7 +3291,7 @@
         <w:pStyle w:val="Heading3"/>
         <w:keepNext w:val="0"/>
         <w:keepLines w:val="0"/>
-        <w:spacing w:before="280" w:lineRule="auto"/>
+        <w:spacing w:before="280" w:line="360" w:lineRule="auto"/>
         <w:rPr>
           <w:b w:val="1"/>
           <w:color w:val="000000"/>
@@ -3115,28 +3299,8 @@
           <w:szCs w:val="26"/>
         </w:rPr>
       </w:pPr>
-      <w:bookmarkStart w:colFirst="0" w:colLast="0" w:name="_t7omi5qcmgu9" w:id="24"/>
+      <w:bookmarkStart w:colFirst="0" w:colLast="0" w:name="_dc222p2hdk0z" w:id="24"/>
       <w:bookmarkEnd w:id="24"/>
-      <w:r>
-        <w:rPr>
-          <w:rtl w:val="0"/>
-        </w:rPr>
-      </w:r>
-    </w:p>
-    <w:p>
-      <w:pPr>
-        <w:rPr/>
-      </w:pPr>
-      <w:r>
-        <w:rPr>
-          <w:rtl w:val="0"/>
-        </w:rPr>
-      </w:r>
-    </w:p>
-    <w:p>
-      <w:pPr>
-        <w:rPr/>
-      </w:pPr>
       <w:r>
         <w:rPr>
           <w:rtl w:val="0"/>
@@ -3148,15 +3312,15 @@
         <w:pStyle w:val="Heading3"/>
         <w:keepNext w:val="0"/>
         <w:keepLines w:val="0"/>
-        <w:spacing w:before="280" w:lineRule="auto"/>
+        <w:spacing w:before="280" w:line="360" w:lineRule="auto"/>
         <w:rPr>
           <w:b w:val="1"/>
           <w:color w:val="000000"/>
-          <w:sz w:val="26"/>
-          <w:szCs w:val="26"/>
-        </w:rPr>
-      </w:pPr>
-      <w:bookmarkStart w:colFirst="0" w:colLast="0" w:name="_dc222p2hdk0z" w:id="25"/>
+          <w:sz w:val="24"/>
+          <w:szCs w:val="24"/>
+        </w:rPr>
+      </w:pPr>
+      <w:bookmarkStart w:colFirst="0" w:colLast="0" w:name="_9mc46unez99z" w:id="25"/>
       <w:bookmarkEnd w:id="25"/>
       <w:r>
         <w:rPr>
@@ -3169,7 +3333,7 @@
         <w:pStyle w:val="Heading3"/>
         <w:keepNext w:val="0"/>
         <w:keepLines w:val="0"/>
-        <w:spacing w:before="280" w:lineRule="auto"/>
+        <w:spacing w:before="280" w:line="360" w:lineRule="auto"/>
         <w:rPr>
           <w:b w:val="1"/>
           <w:color w:val="000000"/>
@@ -3177,32 +3341,72 @@
           <w:szCs w:val="24"/>
         </w:rPr>
       </w:pPr>
-      <w:bookmarkStart w:colFirst="0" w:colLast="0" w:name="_6e8zkcfd8p9k" w:id="26"/>
+      <w:bookmarkStart w:colFirst="0" w:colLast="0" w:name="_oocfuru450bi" w:id="26"/>
       <w:bookmarkEnd w:id="26"/>
       <w:r>
         <w:rPr>
+          <w:rtl w:val="0"/>
+        </w:rPr>
+      </w:r>
+    </w:p>
+    <w:p>
+      <w:pPr>
+        <w:pStyle w:val="Heading3"/>
+        <w:keepNext w:val="0"/>
+        <w:keepLines w:val="0"/>
+        <w:spacing w:before="280" w:line="360" w:lineRule="auto"/>
+        <w:rPr>
           <w:b w:val="1"/>
           <w:color w:val="000000"/>
           <w:sz w:val="24"/>
           <w:szCs w:val="24"/>
+        </w:rPr>
+      </w:pPr>
+      <w:bookmarkStart w:colFirst="0" w:colLast="0" w:name="_wczj8rq9xukf" w:id="27"/>
+      <w:bookmarkEnd w:id="27"/>
+      <w:r>
+        <w:rPr>
+          <w:rtl w:val="0"/>
+        </w:rPr>
+      </w:r>
+    </w:p>
+    <w:p>
+      <w:pPr>
+        <w:pStyle w:val="Heading3"/>
+        <w:keepNext w:val="0"/>
+        <w:keepLines w:val="0"/>
+        <w:spacing w:before="280" w:line="360" w:lineRule="auto"/>
+        <w:rPr>
+          <w:rFonts w:ascii="Calibri" w:cs="Calibri" w:eastAsia="Calibri" w:hAnsi="Calibri"/>
+          <w:sz w:val="22"/>
+          <w:szCs w:val="22"/>
+        </w:rPr>
+      </w:pPr>
+      <w:bookmarkStart w:colFirst="0" w:colLast="0" w:name="_6e8zkcfd8p9k" w:id="28"/>
+      <w:bookmarkEnd w:id="28"/>
+      <w:r>
+        <w:rPr>
+          <w:b w:val="1"/>
+          <w:color w:val="000000"/>
+          <w:sz w:val="24"/>
+          <w:szCs w:val="24"/>
           <w:rtl w:val="0"/>
         </w:rPr>
         <w:t xml:space="preserve">6. Reflexiones individuales</w:t>
       </w:r>
-    </w:p>
-    <w:p>
-      <w:pPr>
-        <w:spacing w:after="240" w:before="240" w:lineRule="auto"/>
-        <w:rPr/>
-      </w:pPr>
-      <w:r>
-        <w:rPr>
-          <w:b w:val="1"/>
-          <w:rtl w:val="0"/>
-        </w:rPr>
-        <w:t xml:space="preserve">Matías González:</w:t>
-        <w:br w:type="textWrapping"/>
-      </w:r>
+      <w:r>
+        <w:rPr>
+          <w:rtl w:val="0"/>
+        </w:rPr>
+      </w:r>
+    </w:p>
+    <w:p>
+      <w:pPr>
+        <w:keepNext w:val="0"/>
+        <w:keepLines w:val="0"/>
+        <w:spacing w:before="280" w:line="360" w:lineRule="auto"/>
+        <w:rPr/>
+      </w:pPr>
       <w:r>
         <w:rPr>
           <w:rtl w:val="0"/>
@@ -3210,58 +3414,54 @@
         <w:t xml:space="preserve"> El desarrollo de este proyecto representó un desafío importante en términos técnicos y de gestión. Asumir el rol de coordinador me permitió fortalecer habilidades de liderazgo y organización, además de profundizar en el uso de tecnologías serverless como Supabase. La integración de funciones en la nube fue una experiencia enriquecedora que me permitió aplicar conceptos de arquitectura moderna. El experimentar con la API de Google Gemini me abrió un nuevo camino en el mundo de la IA Generativa, puesto que hasta ahora no había interactuado con LLMS de Google. Recomiendo Vertex AI.</w:t>
       </w:r>
     </w:p>
-    <w:p>
-      <w:pPr>
-        <w:spacing w:after="240" w:before="240" w:lineRule="auto"/>
-        <w:rPr/>
-      </w:pPr>
-      <w:r>
-        <w:rPr>
-          <w:b w:val="1"/>
-          <w:rtl w:val="0"/>
-        </w:rPr>
-        <w:t xml:space="preserve">Felipe Valdebenito:</w:t>
-        <w:br w:type="textWrapping"/>
-      </w:r>
-      <w:r>
-        <w:rPr>
-          <w:rtl w:val="0"/>
-        </w:rPr>
-        <w:t xml:space="preserve"> El desarrollo de este proyecto fue una experiencia muy enriquecedora tanto a nivel técnico como de colaboración. Asumir el rol de encargado del frontend y la documentación técnica me permitió fortalecer mis conocimientos en React y mejorar en el diseño de interfaces funcionales y usables. Además, la elaboración de la documentación me ayudó a estructurar y comunicar de manera clara los aspectos técnicos del sistema. Considero que la coordinación constante con mis compañeros fue clave para mantener un flujo de trabajo ordenado, resolver problemas de manera conjunta y cumplir con los objetivos propuestos dentro de los plazos establecidos.</w:t>
-      </w:r>
-    </w:p>
-    <w:p>
-      <w:pPr>
-        <w:spacing w:after="240" w:before="240" w:lineRule="auto"/>
-        <w:rPr/>
-      </w:pPr>
-      <w:r>
-        <w:rPr>
-          <w:b w:val="1"/>
-          <w:rtl w:val="0"/>
-        </w:rPr>
-        <w:t xml:space="preserve">Brayan Gatica: </w:t>
-        <w:br w:type="textWrapping"/>
-      </w:r>
-      <w:r>
-        <w:rPr>
-          <w:rtl w:val="0"/>
-        </w:rPr>
-        <w:t xml:space="preserve">Mi participación en la gestión de la base de datos, autenticación y documentación me permitió adquirir nuevos conocimientos sobre la administración de Supabase y la versatilidad que ofrece este BaaS. Uno de ellos son las Edge Functions, que nos ahorran mucho tiempo y resultan muy eficientes en tareas que requieren alta seguridad y rendimiento. Además, fue la primera instancia en la que trabajé con funciones de IA, gestionando todo el flujo de su utilización y su ecosistema. Destaco también la importancia del trabajo en equipo y la planificación semanal, que nos permitió cumplir los objetivos del taller de manera ordenada y efectiva.</w:t>
-      </w:r>
-      <w:r>
-        <w:rPr>
-          <w:rtl w:val="0"/>
-        </w:rPr>
-      </w:r>
-    </w:p>
     <w:sectPr>
+      <w:footerReference r:id="rId6" w:type="default"/>
+      <w:footerReference r:id="rId7" w:type="first"/>
       <w:pgSz w:h="16834" w:w="11909" w:orient="portrait"/>
       <w:pgMar w:bottom="1440" w:top="1440" w:left="1440" w:right="1440" w:header="720" w:footer="720"/>
-      <w:pgNumType w:start="1"/>
+      <w:pgNumType w:start="0"/>
+      <w:titlePg w:val="1"/>
     </w:sectPr>
   </w:body>
 </w:document>
+</file>
+
+<file path=word/footer1.xml><?xml version="1.0" encoding="utf-8"?>
+<w:ftr xmlns:mc="http://schemas.openxmlformats.org/markup-compatibility/2006" xmlns:o="urn:schemas-microsoft-com:office:office" xmlns:r="http://schemas.openxmlformats.org/officeDocument/2006/relationships" xmlns:m="http://schemas.openxmlformats.org/officeDocument/2006/math" xmlns:v="urn:schemas-microsoft-com:vml" xmlns:wp="http://schemas.openxmlformats.org/drawingml/2006/wordprocessingDrawing" xmlns:w10="urn:schemas-microsoft-com:office:word" xmlns:w="http://schemas.openxmlformats.org/wordprocessingml/2006/main" xmlns:wne="http://schemas.microsoft.com/office/word/2006/wordml" xmlns:sl="http://schemas.openxmlformats.org/schemaLibrary/2006/main" xmlns:a="http://schemas.openxmlformats.org/drawingml/2006/main" xmlns:pic="http://schemas.openxmlformats.org/drawingml/2006/picture" xmlns:c="http://schemas.openxmlformats.org/drawingml/2006/chart" xmlns:lc="http://schemas.openxmlformats.org/drawingml/2006/lockedCanvas" xmlns:dgm="http://schemas.openxmlformats.org/drawingml/2006/diagram" xmlns:wps="http://schemas.microsoft.com/office/word/2010/wordprocessingShape" xmlns:wpg="http://schemas.microsoft.com/office/word/2010/wordprocessingGroup" xmlns:w14="http://schemas.microsoft.com/office/word/2010/wordml" xmlns:w15="http://schemas.microsoft.com/office/word/2012/wordml" xmlns:w16="http://schemas.microsoft.com/office/word/2018/wordml" xmlns:w16cex="http://schemas.microsoft.com/office/word/2018/wordml/cex" xmlns:w16cid="http://schemas.microsoft.com/office/word/2016/wordml/cid" xmlns="http://schemas.microsoft.com/office/tasks/2019/documenttasks" xmlns:cr="http://schemas.microsoft.com/office/comments/2020/reactions">
+  <w:p>
+    <w:pPr>
+      <w:rPr/>
+    </w:pPr>
+    <w:r>
+      <w:rPr>
+        <w:rtl w:val="0"/>
+      </w:rPr>
+    </w:r>
+  </w:p>
+</w:ftr>
+</file>
+
+<file path=word/footer2.xml><?xml version="1.0" encoding="utf-8"?>
+<w:ftr xmlns:mc="http://schemas.openxmlformats.org/markup-compatibility/2006" xmlns:o="urn:schemas-microsoft-com:office:office" xmlns:r="http://schemas.openxmlformats.org/officeDocument/2006/relationships" xmlns:m="http://schemas.openxmlformats.org/officeDocument/2006/math" xmlns:v="urn:schemas-microsoft-com:vml" xmlns:wp="http://schemas.openxmlformats.org/drawingml/2006/wordprocessingDrawing" xmlns:w10="urn:schemas-microsoft-com:office:word" xmlns:w="http://schemas.openxmlformats.org/wordprocessingml/2006/main" xmlns:wne="http://schemas.microsoft.com/office/word/2006/wordml" xmlns:sl="http://schemas.openxmlformats.org/schemaLibrary/2006/main" xmlns:a="http://schemas.openxmlformats.org/drawingml/2006/main" xmlns:pic="http://schemas.openxmlformats.org/drawingml/2006/picture" xmlns:c="http://schemas.openxmlformats.org/drawingml/2006/chart" xmlns:lc="http://schemas.openxmlformats.org/drawingml/2006/lockedCanvas" xmlns:dgm="http://schemas.openxmlformats.org/drawingml/2006/diagram" xmlns:wps="http://schemas.microsoft.com/office/word/2010/wordprocessingShape" xmlns:wpg="http://schemas.microsoft.com/office/word/2010/wordprocessingGroup" xmlns:w14="http://schemas.microsoft.com/office/word/2010/wordml" xmlns:w15="http://schemas.microsoft.com/office/word/2012/wordml" xmlns:w16="http://schemas.microsoft.com/office/word/2018/wordml" xmlns:w16cex="http://schemas.microsoft.com/office/word/2018/wordml/cex" xmlns:w16cid="http://schemas.microsoft.com/office/word/2016/wordml/cid" xmlns="http://schemas.microsoft.com/office/tasks/2019/documenttasks" xmlns:cr="http://schemas.microsoft.com/office/comments/2020/reactions">
+  <w:p>
+    <w:pPr>
+      <w:jc w:val="right"/>
+      <w:rPr/>
+    </w:pPr>
+    <w:r>
+      <w:rPr/>
+      <w:fldChar w:fldCharType="begin"/>
+      <w:instrText xml:space="preserve">PAGE</w:instrText>
+      <w:fldChar w:fldCharType="separate"/>
+      <w:fldChar w:fldCharType="end"/>
+    </w:r>
+    <w:r>
+      <w:rPr>
+        <w:rtl w:val="0"/>
+      </w:rPr>
+    </w:r>
+  </w:p>
+</w:ftr>
 </file>
 
 <file path=word/numbering.xml><?xml version="1.0" encoding="utf-8"?>
